--- a/data/outputs/v2/Biology/SS1.2_Chemicals_of_Life/quiz/Biology_G10_SS1.2_Chemicals_of_Life_L2_AnswerKey.docx
+++ b/data/outputs/v2/Biology/SS1.2_Chemicals_of_Life/quiz/Biology_G10_SS1.2_Chemicals_of_Life_L2_AnswerKey.docx
@@ -1405,7 +1405,7 @@
         </w:rPr>
         <w:t xml:space="preserve">© 2026 SeaVuria and ARES. Aligned with KICD objectives. Developed by SeaVuria; technical implementation by ARES (with AI assistance from Claude). Licensed under </w:t>
       </w:r>
-      <w:hyperlink w:history="1" r:id="rIdmdhxzerxr0ke-znzw4_-l">
+      <w:hyperlink w:history="1" r:id="rIdst_4snecpj9xb1okykhib">
         <w:r>
           <w:rPr>
             <w:rFonts w:ascii="Arial" w:cs="Arial" w:eastAsia="Arial" w:hAnsi="Arial"/>
@@ -1426,7 +1426,7 @@
         </w:rPr>
         <w:t xml:space="preserve"> (</w:t>
       </w:r>
-      <w:hyperlink w:history="1" r:id="rIdeb1f7omcevaujujeebgzi">
+      <w:hyperlink w:history="1" r:id="rId3injopy5atkxu5vz2-qjo">
         <w:r>
           <w:rPr>
             <w:rFonts w:ascii="Arial" w:cs="Arial" w:eastAsia="Arial" w:hAnsi="Arial"/>

--- a/data/outputs/v2/Biology/SS1.2_Chemicals_of_Life/quiz/Biology_G10_SS1.2_Chemicals_of_Life_L2_AnswerKey.docx
+++ b/data/outputs/v2/Biology/SS1.2_Chemicals_of_Life/quiz/Biology_G10_SS1.2_Chemicals_of_Life_L2_AnswerKey.docx
@@ -1405,7 +1405,7 @@
         </w:rPr>
         <w:t xml:space="preserve">© 2026 SeaVuria and ARES. Aligned with KICD objectives. Developed by SeaVuria; technical implementation by ARES (with AI assistance from Claude). Licensed under </w:t>
       </w:r>
-      <w:hyperlink w:history="1" r:id="rIdst_4snecpj9xb1okykhib">
+      <w:hyperlink w:history="1" r:id="rId2je-razrfpfchfxb5l-wg">
         <w:r>
           <w:rPr>
             <w:rFonts w:ascii="Arial" w:cs="Arial" w:eastAsia="Arial" w:hAnsi="Arial"/>
@@ -1426,7 +1426,7 @@
         </w:rPr>
         <w:t xml:space="preserve"> (</w:t>
       </w:r>
-      <w:hyperlink w:history="1" r:id="rId3injopy5atkxu5vz2-qjo">
+      <w:hyperlink w:history="1" r:id="rIdo5utyobhmgpvub1fdcqqx">
         <w:r>
           <w:rPr>
             <w:rFonts w:ascii="Arial" w:cs="Arial" w:eastAsia="Arial" w:hAnsi="Arial"/>

--- a/data/outputs/v2/Biology/SS1.2_Chemicals_of_Life/quiz/Biology_G10_SS1.2_Chemicals_of_Life_L2_AnswerKey.docx
+++ b/data/outputs/v2/Biology/SS1.2_Chemicals_of_Life/quiz/Biology_G10_SS1.2_Chemicals_of_Life_L2_AnswerKey.docx
@@ -29,7 +29,7 @@
           <w:sz w:val="20"/>
           <w:szCs w:val="20"/>
         </w:rPr>
-        <w:t xml:space="preserve">Sub-Strand 1.2: Chemicals of Life  •  Lesson 2: What Is Food Really Made Of? Introducing the Six Chemicals of Life</w:t>
+        <w:t xml:space="preserve">Sub-Strand 1.2: Chemicals of Life  •  Lesson 2: Elements and Compounds of Life: What Is Wanjiru's Lunch Made Of?</w:t>
       </w:r>
     </w:p>
     <w:p>
@@ -409,7 +409,7 @@
                 <w:sz w:val="21"/>
                 <w:szCs w:val="21"/>
               </w:rPr>
-              <w:t xml:space="preserve">A</w:t>
+              <w:t xml:space="preserve">B</w:t>
             </w:r>
           </w:p>
         </w:tc>
@@ -441,39 +441,7 @@
                 <w:sz w:val="21"/>
                 <w:szCs w:val="21"/>
               </w:rPr>
-              <w:t xml:space="preserve">C</w:t>
-            </w:r>
-          </w:p>
-        </w:tc>
-        <w:tc>
-          <w:tcPr>
-            <w:tcW w:type="dxa" w:w="1337"/>
-            <w:tcBorders>
-              <w:top w:val="single" w:color="BBBBBB" w:sz="4"/>
-              <w:left w:val="single" w:color="BBBBBB" w:sz="4"/>
-              <w:bottom w:val="single" w:color="BBBBBB" w:sz="4"/>
-              <w:right w:val="single" w:color="BBBBBB" w:sz="4"/>
-            </w:tcBorders>
-            <w:tcMar>
-              <w:top w:type="dxa" w:w="60"/>
-              <w:left w:type="dxa" w:w="80"/>
-              <w:bottom w:type="dxa" w:w="60"/>
-              <w:right w:type="dxa" w:w="80"/>
-            </w:tcMar>
-          </w:tcPr>
-          <w:p>
-            <w:pPr>
-              <w:jc w:val="center"/>
-            </w:pPr>
-            <w:r>
-              <w:rPr>
-                <w:rFonts w:ascii="Arial" w:cs="Arial" w:eastAsia="Arial" w:hAnsi="Arial"/>
-                <w:b/>
-                <w:bCs/>
-                <w:sz w:val="21"/>
-                <w:szCs w:val="21"/>
-              </w:rPr>
-              <w:t xml:space="preserve">B</w:t>
+              <w:t xml:space="preserve">D</w:t>
             </w:r>
           </w:p>
         </w:tc>
@@ -541,6 +509,38 @@
             </w:r>
           </w:p>
         </w:tc>
+        <w:tc>
+          <w:tcPr>
+            <w:tcW w:type="dxa" w:w="1337"/>
+            <w:tcBorders>
+              <w:top w:val="single" w:color="BBBBBB" w:sz="4"/>
+              <w:left w:val="single" w:color="BBBBBB" w:sz="4"/>
+              <w:bottom w:val="single" w:color="BBBBBB" w:sz="4"/>
+              <w:right w:val="single" w:color="BBBBBB" w:sz="4"/>
+            </w:tcBorders>
+            <w:tcMar>
+              <w:top w:type="dxa" w:w="60"/>
+              <w:left w:type="dxa" w:w="80"/>
+              <w:bottom w:type="dxa" w:w="60"/>
+              <w:right w:type="dxa" w:w="80"/>
+            </w:tcMar>
+          </w:tcPr>
+          <w:p>
+            <w:pPr>
+              <w:jc w:val="center"/>
+            </w:pPr>
+            <w:r>
+              <w:rPr>
+                <w:rFonts w:ascii="Arial" w:cs="Arial" w:eastAsia="Arial" w:hAnsi="Arial"/>
+                <w:b/>
+                <w:bCs/>
+                <w:sz w:val="21"/>
+                <w:szCs w:val="21"/>
+              </w:rPr>
+              <w:t xml:space="preserve">A</w:t>
+            </w:r>
+          </w:p>
+        </w:tc>
       </w:tr>
     </w:tbl>
     <w:p>
@@ -568,7 +568,7 @@
           <w:sz w:val="16"/>
           <w:szCs w:val="16"/>
         </w:rPr>
-        <w:t xml:space="preserve">USE AFTER: PREDICT PHASE — Predict: written and pair predictions about the two Kisumu children (ugali vs githeri)</w:t>
+        <w:t xml:space="preserve">USE AFTER: OBSERVE PHASE — Station A: Nutrient data</w:t>
       </w:r>
     </w:p>
     <w:p>
@@ -584,22 +584,22 @@
           <w:sz w:val="21"/>
           <w:szCs w:val="21"/>
         </w:rPr>
-        <w:t xml:space="preserve">Q1. Two children in the same village in Kisumu eat about the same amount of food every day. Child A eats only ugali and develops a swollen belly and thin limbs (kwashiorkor). Child B eats githeri (maize and beans) and stays healthy. Which idea best explains the difference?</w:t>
-      </w:r>
-    </w:p>
-    <w:p>
-      <w:pPr>
-        <w:keepNext/>
-        <w:spacing w:after="20"/>
-        <w:ind w:left="360"/>
-      </w:pPr>
-      <w:r>
-        <w:rPr>
-          <w:rFonts w:ascii="Arial" w:cs="Arial" w:eastAsia="Arial" w:hAnsi="Arial"/>
-          <w:sz w:val="21"/>
-          <w:szCs w:val="21"/>
-        </w:rPr>
-        <w:t xml:space="preserve">A.  Child B simply eats more food than Child A</w:t>
+        <w:t xml:space="preserve">Q1. Wanjiru's meal has ugali (about 70 g carbohydrate), beans (about 20 g protein and 15 g carbohydrate), sukuma wiki (about 3 g protein plus fibre) and cooking oil (about 10 g fat). What is the total mass of carbohydrate in the meal?</w:t>
+      </w:r>
+    </w:p>
+    <w:p>
+      <w:pPr>
+        <w:keepNext/>
+        <w:spacing w:after="20"/>
+        <w:ind w:left="360"/>
+      </w:pPr>
+      <w:r>
+        <w:rPr>
+          <w:rFonts w:ascii="Arial" w:cs="Arial" w:eastAsia="Arial" w:hAnsi="Arial"/>
+          <w:sz w:val="21"/>
+          <w:szCs w:val="21"/>
+        </w:rPr>
+        <w:t xml:space="preserve">A.  70 g</w:t>
       </w:r>
     </w:p>
     <w:p>
@@ -617,37 +617,37 @@
           <w:sz w:val="21"/>
           <w:szCs w:val="21"/>
         </w:rPr>
-        <w:t xml:space="preserve">B.  The two foods are made of different chemicals, and ugali has very little protein</w:t>
-      </w:r>
-    </w:p>
-    <w:p>
-      <w:pPr>
-        <w:keepNext/>
-        <w:spacing w:after="20"/>
-        <w:ind w:left="360"/>
-      </w:pPr>
-      <w:r>
-        <w:rPr>
-          <w:rFonts w:ascii="Arial" w:cs="Arial" w:eastAsia="Arial" w:hAnsi="Arial"/>
-          <w:sz w:val="21"/>
-          <w:szCs w:val="21"/>
-        </w:rPr>
-        <w:t xml:space="preserve">C.  Ugali has no nutrients at all</w:t>
-      </w:r>
-    </w:p>
-    <w:p>
-      <w:pPr>
-        <w:keepNext/>
-        <w:spacing w:after="20"/>
-        <w:ind w:left="360"/>
-      </w:pPr>
-      <w:r>
-        <w:rPr>
-          <w:rFonts w:ascii="Arial" w:cs="Arial" w:eastAsia="Arial" w:hAnsi="Arial"/>
-          <w:sz w:val="21"/>
-          <w:szCs w:val="21"/>
-        </w:rPr>
-        <w:t xml:space="preserve">D.  Child A is ill only because he drinks too little water</w:t>
+        <w:t xml:space="preserve">B.  85 g</w:t>
+      </w:r>
+    </w:p>
+    <w:p>
+      <w:pPr>
+        <w:keepNext/>
+        <w:spacing w:after="20"/>
+        <w:ind w:left="360"/>
+      </w:pPr>
+      <w:r>
+        <w:rPr>
+          <w:rFonts w:ascii="Arial" w:cs="Arial" w:eastAsia="Arial" w:hAnsi="Arial"/>
+          <w:sz w:val="21"/>
+          <w:szCs w:val="21"/>
+        </w:rPr>
+        <w:t xml:space="preserve">C.  105 g</w:t>
+      </w:r>
+    </w:p>
+    <w:p>
+      <w:pPr>
+        <w:keepNext/>
+        <w:spacing w:after="20"/>
+        <w:ind w:left="360"/>
+      </w:pPr>
+      <w:r>
+        <w:rPr>
+          <w:rFonts w:ascii="Arial" w:cs="Arial" w:eastAsia="Arial" w:hAnsi="Arial"/>
+          <w:sz w:val="21"/>
+          <w:szCs w:val="21"/>
+        </w:rPr>
+        <w:t xml:space="preserve">D.  95 g</w:t>
       </w:r>
     </w:p>
     <w:p>
@@ -672,7 +672,7 @@
           <w:sz w:val="19"/>
           <w:szCs w:val="19"/>
         </w:rPr>
-        <w:t xml:space="preserve">Quantity is the same, so the difference must come from what the foods are made of. Ugali is mostly starch with very little protein, while githeri adds protein from beans.</w:t>
+        <w:t xml:space="preserve">Carbohydrate comes from ugali and beans only: 70 g + 15 g = 85 g. The other values leave out the beans or wrongly add protein or fat.</w:t>
       </w:r>
     </w:p>
     <w:p>
@@ -687,7 +687,7 @@
           <w:sz w:val="16"/>
           <w:szCs w:val="16"/>
         </w:rPr>
-        <w:t xml:space="preserve">USE AFTER: OBSERVE PHASE — Observe: Food Card Sort and the Six Chemicals of Life reference chart</w:t>
+        <w:t xml:space="preserve">USE AFTER: OBSERVE PHASE — Station C: Burn test demonstration</w:t>
       </w:r>
     </w:p>
     <w:p>
@@ -703,22 +703,22 @@
           <w:sz w:val="21"/>
           <w:szCs w:val="21"/>
         </w:rPr>
-        <w:t xml:space="preserve">Q2. Which list correctly names the six major chemicals of life?</w:t>
-      </w:r>
-    </w:p>
-    <w:p>
-      <w:pPr>
-        <w:keepNext/>
-        <w:spacing w:after="20"/>
-        <w:ind w:left="360"/>
-      </w:pPr>
-      <w:r>
-        <w:rPr>
-          <w:rFonts w:ascii="Arial" w:cs="Arial" w:eastAsia="Arial" w:hAnsi="Arial"/>
-          <w:sz w:val="21"/>
-          <w:szCs w:val="21"/>
-        </w:rPr>
-        <w:t xml:space="preserve">A.  Carbohydrates, proteins, energy, nucleic acids, vitamins/minerals, water</w:t>
+        <w:t xml:space="preserve">Q2. Mr Otieno heats a small piece of dry maize flour in a flame and it turns black. Table salt heated in the same flame does not turn black. What does the black residue show?</w:t>
+      </w:r>
+    </w:p>
+    <w:p>
+      <w:pPr>
+        <w:keepNext/>
+        <w:spacing w:after="20"/>
+        <w:ind w:left="360"/>
+      </w:pPr>
+      <w:r>
+        <w:rPr>
+          <w:rFonts w:ascii="Arial" w:cs="Arial" w:eastAsia="Arial" w:hAnsi="Arial"/>
+          <w:sz w:val="21"/>
+          <w:szCs w:val="21"/>
+        </w:rPr>
+        <w:t xml:space="preserve">A.  The maize flour contains salt, which turns black when heated</w:t>
       </w:r>
     </w:p>
     <w:p>
@@ -736,37 +736,37 @@
           <w:sz w:val="21"/>
           <w:szCs w:val="21"/>
         </w:rPr>
-        <w:t xml:space="preserve">B.  Carbohydrates, proteins, lipids, nucleic acids, vitamins/minerals, water</w:t>
-      </w:r>
-    </w:p>
-    <w:p>
-      <w:pPr>
-        <w:keepNext/>
-        <w:spacing w:after="20"/>
-        <w:ind w:left="360"/>
-      </w:pPr>
-      <w:r>
-        <w:rPr>
-          <w:rFonts w:ascii="Arial" w:cs="Arial" w:eastAsia="Arial" w:hAnsi="Arial"/>
-          <w:sz w:val="21"/>
-          <w:szCs w:val="21"/>
-        </w:rPr>
-        <w:t xml:space="preserve">C.  Starch, sugar, proteins, lipids, vitamins/minerals, water</w:t>
-      </w:r>
-    </w:p>
-    <w:p>
-      <w:pPr>
-        <w:keepNext/>
-        <w:spacing w:after="20"/>
-        <w:ind w:left="360"/>
-      </w:pPr>
-      <w:r>
-        <w:rPr>
-          <w:rFonts w:ascii="Arial" w:cs="Arial" w:eastAsia="Arial" w:hAnsi="Arial"/>
-          <w:sz w:val="21"/>
-          <w:szCs w:val="21"/>
-        </w:rPr>
-        <w:t xml:space="preserve">D.  Carbohydrates, proteins, lipids, fibre, vitamins/minerals, water</w:t>
+        <w:t xml:space="preserve">B.  The maize flour contains carbon, which is present in organic compounds</w:t>
+      </w:r>
+    </w:p>
+    <w:p>
+      <w:pPr>
+        <w:keepNext/>
+        <w:spacing w:after="20"/>
+        <w:ind w:left="360"/>
+      </w:pPr>
+      <w:r>
+        <w:rPr>
+          <w:rFonts w:ascii="Arial" w:cs="Arial" w:eastAsia="Arial" w:hAnsi="Arial"/>
+          <w:sz w:val="21"/>
+          <w:szCs w:val="21"/>
+        </w:rPr>
+        <w:t xml:space="preserve">C.  The maize flour contains iron, which turns black when heated</w:t>
+      </w:r>
+    </w:p>
+    <w:p>
+      <w:pPr>
+        <w:keepNext/>
+        <w:spacing w:after="20"/>
+        <w:ind w:left="360"/>
+      </w:pPr>
+      <w:r>
+        <w:rPr>
+          <w:rFonts w:ascii="Arial" w:cs="Arial" w:eastAsia="Arial" w:hAnsi="Arial"/>
+          <w:sz w:val="21"/>
+          <w:szCs w:val="21"/>
+        </w:rPr>
+        <w:t xml:space="preserve">D.  The maize flour contains water, which turns black when heated</w:t>
       </w:r>
     </w:p>
     <w:p>
@@ -791,7 +791,7 @@
           <w:sz w:val="19"/>
           <w:szCs w:val="19"/>
         </w:rPr>
-        <w:t xml:space="preserve">The six major chemicals of life are carbohydrates, proteins, lipids, nucleic acids, vitamins/minerals and water. Fibre and energy are not chemical groups on this list, and starch and sugar are both carbohydrates.</w:t>
+        <w:t xml:space="preserve">Blackening (charring) is the carbon left behind when an organic food burns. Salt is inorganic and has no carbon, so it does not blacken.</w:t>
       </w:r>
     </w:p>
     <w:p>
@@ -806,7 +806,7 @@
           <w:sz w:val="16"/>
           <w:szCs w:val="16"/>
         </w:rPr>
-        <w:t xml:space="preserve">USE AFTER: OBSERVE PHASE — Observe: second sort of food cards into the six chemical categories in the graphic organiser</w:t>
+        <w:t xml:space="preserve">USE AFTER: OBSERVE PHASE — Station B: Element cards</w:t>
       </w:r>
     </w:p>
     <w:p>
@@ -822,7 +822,22 @@
           <w:sz w:val="21"/>
           <w:szCs w:val="21"/>
         </w:rPr>
-        <w:t xml:space="preserve">Q3. During the food card sort, a learner places beans under carbohydrates because 'githeri is just a starch food'. Which response best corrects this idea?</w:t>
+        <w:t xml:space="preserve">Q3. Starch (a carbohydrate) is made of C, H and O. Which element is found in proteins, such as those in beans and milk, but is NOT found in carbohydrates like starch?</w:t>
+      </w:r>
+    </w:p>
+    <w:p>
+      <w:pPr>
+        <w:keepNext/>
+        <w:spacing w:after="20"/>
+        <w:ind w:left="360"/>
+      </w:pPr>
+      <w:r>
+        <w:rPr>
+          <w:rFonts w:ascii="Arial" w:cs="Arial" w:eastAsia="Arial" w:hAnsi="Arial"/>
+          <w:sz w:val="21"/>
+          <w:szCs w:val="21"/>
+        </w:rPr>
+        <w:t xml:space="preserve">A.  Oxygen (O)</w:t>
       </w:r>
     </w:p>
     <w:p>
@@ -840,52 +855,37 @@
           <w:sz w:val="21"/>
           <w:szCs w:val="21"/>
         </w:rPr>
-        <w:t xml:space="preserve">A.  Beans are a rich source of protein, so they belong under proteins even though maize in githeri is mostly carbohydrate</w:t>
-      </w:r>
-    </w:p>
-    <w:p>
-      <w:pPr>
-        <w:keepNext/>
-        <w:spacing w:after="20"/>
-        <w:ind w:left="360"/>
-      </w:pPr>
-      <w:r>
-        <w:rPr>
-          <w:rFonts w:ascii="Arial" w:cs="Arial" w:eastAsia="Arial" w:hAnsi="Arial"/>
-          <w:sz w:val="21"/>
-          <w:szCs w:val="21"/>
-        </w:rPr>
-        <w:t xml:space="preserve">B.  Beans belong under vitamins because they are small and round</w:t>
-      </w:r>
-    </w:p>
-    <w:p>
-      <w:pPr>
-        <w:keepNext/>
-        <w:spacing w:after="20"/>
-        <w:ind w:left="360"/>
-      </w:pPr>
-      <w:r>
-        <w:rPr>
-          <w:rFonts w:ascii="Arial" w:cs="Arial" w:eastAsia="Arial" w:hAnsi="Arial"/>
-          <w:sz w:val="21"/>
-          <w:szCs w:val="21"/>
-        </w:rPr>
-        <w:t xml:space="preserve">C.  Beans belong under water because they are cooked in water</w:t>
-      </w:r>
-    </w:p>
-    <w:p>
-      <w:pPr>
-        <w:keepNext/>
-        <w:spacing w:after="20"/>
-        <w:ind w:left="360"/>
-      </w:pPr>
-      <w:r>
-        <w:rPr>
-          <w:rFonts w:ascii="Arial" w:cs="Arial" w:eastAsia="Arial" w:hAnsi="Arial"/>
-          <w:sz w:val="21"/>
-          <w:szCs w:val="21"/>
-        </w:rPr>
-        <w:t xml:space="preserve">D.  Beans belong under carbohydrates because all plant foods are mainly starch</w:t>
+        <w:t xml:space="preserve">B.  Nitrogen (N)</w:t>
+      </w:r>
+    </w:p>
+    <w:p>
+      <w:pPr>
+        <w:keepNext/>
+        <w:spacing w:after="20"/>
+        <w:ind w:left="360"/>
+      </w:pPr>
+      <w:r>
+        <w:rPr>
+          <w:rFonts w:ascii="Arial" w:cs="Arial" w:eastAsia="Arial" w:hAnsi="Arial"/>
+          <w:sz w:val="21"/>
+          <w:szCs w:val="21"/>
+        </w:rPr>
+        <w:t xml:space="preserve">C.  Hydrogen (H)</w:t>
+      </w:r>
+    </w:p>
+    <w:p>
+      <w:pPr>
+        <w:keepNext/>
+        <w:spacing w:after="20"/>
+        <w:ind w:left="360"/>
+      </w:pPr>
+      <w:r>
+        <w:rPr>
+          <w:rFonts w:ascii="Arial" w:cs="Arial" w:eastAsia="Arial" w:hAnsi="Arial"/>
+          <w:sz w:val="21"/>
+          <w:szCs w:val="21"/>
+        </w:rPr>
+        <w:t xml:space="preserve">D.  Carbon (C)</w:t>
       </w:r>
     </w:p>
     <w:p>
@@ -901,7 +901,7 @@
           <w:sz w:val="21"/>
           <w:szCs w:val="21"/>
         </w:rPr>
-        <w:t xml:space="preserve">Correct answer: A. </w:t>
+        <w:t xml:space="preserve">Correct answer: B. </w:t>
       </w:r>
       <w:r>
         <w:rPr>
@@ -910,7 +910,7 @@
           <w:sz w:val="19"/>
           <w:szCs w:val="19"/>
         </w:rPr>
-        <w:t xml:space="preserve">Maize supplies mostly carbohydrate, but beans are a good source of protein. This is why githeri gives the body building chemicals that ugali alone lacks.</w:t>
+        <w:t xml:space="preserve">Proteins contain nitrogen (and sometimes sulphur) in addition to C, H and O. Carbohydrates contain only C, H and O.</w:t>
       </w:r>
     </w:p>
     <w:p>
@@ -925,7 +925,7 @@
           <w:sz w:val="16"/>
           <w:szCs w:val="16"/>
         </w:rPr>
-        <w:t xml:space="preserve">USE AFTER: EXPLAIN PHASE — Explain: Cause and Effect writing task on why the child eating ugali alone developed kwashiorkor</w:t>
+        <w:t xml:space="preserve">USE AFTER: EXPLAIN PHASE — Classification Chart: Organic and Inorganic columns</w:t>
       </w:r>
     </w:p>
     <w:p>
@@ -941,37 +941,52 @@
           <w:sz w:val="21"/>
           <w:szCs w:val="21"/>
         </w:rPr>
-        <w:t xml:space="preserve">Q4. The child who eats only ugali gets plenty of energy from starch but still develops kwashiorkor. What is the best explanation?</w:t>
-      </w:r>
-    </w:p>
-    <w:p>
-      <w:pPr>
-        <w:keepNext/>
-        <w:spacing w:after="20"/>
-        <w:ind w:left="360"/>
-      </w:pPr>
-      <w:r>
-        <w:rPr>
-          <w:rFonts w:ascii="Arial" w:cs="Arial" w:eastAsia="Arial" w:hAnsi="Arial"/>
-          <w:sz w:val="21"/>
-          <w:szCs w:val="21"/>
-        </w:rPr>
-        <w:t xml:space="preserve">A.  The child gets too much protein from ugali</w:t>
-      </w:r>
-    </w:p>
-    <w:p>
-      <w:pPr>
-        <w:keepNext/>
-        <w:spacing w:after="20"/>
-        <w:ind w:left="360"/>
-      </w:pPr>
-      <w:r>
-        <w:rPr>
-          <w:rFonts w:ascii="Arial" w:cs="Arial" w:eastAsia="Arial" w:hAnsi="Arial"/>
-          <w:sz w:val="21"/>
-          <w:szCs w:val="21"/>
-        </w:rPr>
-        <w:t xml:space="preserve">B.  Starch is harmful and damages the body</w:t>
+        <w:t xml:space="preserve">Q4. Which list contains ONLY organic compounds found in Wanjiru's meal?</w:t>
+      </w:r>
+    </w:p>
+    <w:p>
+      <w:pPr>
+        <w:keepNext/>
+        <w:spacing w:after="20"/>
+        <w:ind w:left="360"/>
+      </w:pPr>
+      <w:r>
+        <w:rPr>
+          <w:rFonts w:ascii="Arial" w:cs="Arial" w:eastAsia="Arial" w:hAnsi="Arial"/>
+          <w:sz w:val="21"/>
+          <w:szCs w:val="21"/>
+        </w:rPr>
+        <w:t xml:space="preserve">A.  Protein, calcium salts, fat, starch</w:t>
+      </w:r>
+    </w:p>
+    <w:p>
+      <w:pPr>
+        <w:keepNext/>
+        <w:spacing w:after="20"/>
+        <w:ind w:left="360"/>
+      </w:pPr>
+      <w:r>
+        <w:rPr>
+          <w:rFonts w:ascii="Arial" w:cs="Arial" w:eastAsia="Arial" w:hAnsi="Arial"/>
+          <w:sz w:val="21"/>
+          <w:szCs w:val="21"/>
+        </w:rPr>
+        <w:t xml:space="preserve">B.  Starch, water, fat, vitamin C</w:t>
+      </w:r>
+    </w:p>
+    <w:p>
+      <w:pPr>
+        <w:keepNext/>
+        <w:spacing w:after="20"/>
+        <w:ind w:left="360"/>
+      </w:pPr>
+      <w:r>
+        <w:rPr>
+          <w:rFonts w:ascii="Arial" w:cs="Arial" w:eastAsia="Arial" w:hAnsi="Arial"/>
+          <w:sz w:val="21"/>
+          <w:szCs w:val="21"/>
+        </w:rPr>
+        <w:t xml:space="preserve">C.  Water, iron salts, calcium salts, protein</w:t>
       </w:r>
     </w:p>
     <w:p>
@@ -989,22 +1004,7 @@
           <w:sz w:val="21"/>
           <w:szCs w:val="21"/>
         </w:rPr>
-        <w:t xml:space="preserve">C.  Carbohydrates supply energy, but ugali has almost no protein, so the body cannot build and repair its tissues</w:t>
-      </w:r>
-    </w:p>
-    <w:p>
-      <w:pPr>
-        <w:keepNext/>
-        <w:spacing w:after="20"/>
-        <w:ind w:left="360"/>
-      </w:pPr>
-      <w:r>
-        <w:rPr>
-          <w:rFonts w:ascii="Arial" w:cs="Arial" w:eastAsia="Arial" w:hAnsi="Arial"/>
-          <w:sz w:val="21"/>
-          <w:szCs w:val="21"/>
-        </w:rPr>
-        <w:t xml:space="preserve">D.  Energy is not needed by the body, so the starch is wasted</w:t>
+        <w:t xml:space="preserve">D.  Starch, protein, fat, vitamin C</w:t>
       </w:r>
     </w:p>
     <w:p>
@@ -1020,7 +1020,7 @@
           <w:sz w:val="21"/>
           <w:szCs w:val="21"/>
         </w:rPr>
-        <w:t xml:space="preserve">Correct answer: C. </w:t>
+        <w:t xml:space="preserve">Correct answer: D. </w:t>
       </w:r>
       <w:r>
         <w:rPr>
@@ -1029,7 +1029,7 @@
           <w:sz w:val="19"/>
           <w:szCs w:val="19"/>
         </w:rPr>
-        <w:t xml:space="preserve">Carbohydrates give energy, while proteins build and repair muscles, enzymes and hormones. Without enough protein the body cannot build tissues, which causes the swollen belly and thin muscles of kwashiorkor.</w:t>
+        <w:t xml:space="preserve">Carbohydrates (starch), proteins, lipids (fat) and vitamins are organic. Water and mineral salts such as calcium and iron salts are inorganic, so they spoil the other lists.</w:t>
       </w:r>
     </w:p>
     <w:p>
@@ -1044,7 +1044,7 @@
           <w:sz w:val="16"/>
           <w:szCs w:val="16"/>
         </w:rPr>
-        <w:t xml:space="preserve">USE AFTER: DQB PHASE — DQB: green 'What We Now Understand' sticky notes</w:t>
+        <w:t xml:space="preserve">USE AFTER: EXPLAIN PHASE — Classification Chart: why water goes in the inorganic column</w:t>
       </w:r>
     </w:p>
     <w:p>
@@ -1060,22 +1060,37 @@
           <w:sz w:val="21"/>
           <w:szCs w:val="21"/>
         </w:rPr>
-        <w:t xml:space="preserve">Q5. A learner writes this on a green sticky note: 'I now understand that ugali has no nutrients at all.' Which statement is the correct improvement?</w:t>
-      </w:r>
-    </w:p>
-    <w:p>
-      <w:pPr>
-        <w:keepNext/>
-        <w:spacing w:after="20"/>
-        <w:ind w:left="360"/>
-      </w:pPr>
-      <w:r>
-        <w:rPr>
-          <w:rFonts w:ascii="Arial" w:cs="Arial" w:eastAsia="Arial" w:hAnsi="Arial"/>
-          <w:sz w:val="21"/>
-          <w:szCs w:val="21"/>
-        </w:rPr>
-        <w:t xml:space="preserve">A.  Ugali is made only of water</w:t>
+        <w:t xml:space="preserve">Q5. Water is found in every living thing and in all foods, yet it is placed in the inorganic column. Why?</w:t>
+      </w:r>
+    </w:p>
+    <w:p>
+      <w:pPr>
+        <w:keepNext/>
+        <w:spacing w:after="20"/>
+        <w:ind w:left="360"/>
+      </w:pPr>
+      <w:r>
+        <w:rPr>
+          <w:rFonts w:ascii="Arial" w:cs="Arial" w:eastAsia="Arial" w:hAnsi="Arial"/>
+          <w:sz w:val="21"/>
+          <w:szCs w:val="21"/>
+        </w:rPr>
+        <w:t xml:space="preserve">A.  Water is a liquid and organic compounds are always solids</w:t>
+      </w:r>
+    </w:p>
+    <w:p>
+      <w:pPr>
+        <w:keepNext/>
+        <w:spacing w:after="20"/>
+        <w:ind w:left="360"/>
+      </w:pPr>
+      <w:r>
+        <w:rPr>
+          <w:rFonts w:ascii="Arial" w:cs="Arial" w:eastAsia="Arial" w:hAnsi="Arial"/>
+          <w:sz w:val="21"/>
+          <w:szCs w:val="21"/>
+        </w:rPr>
+        <w:t xml:space="preserve">B.  Water is not a chemical, so it cannot be organic</w:t>
       </w:r>
     </w:p>
     <w:p>
@@ -1093,37 +1108,22 @@
           <w:sz w:val="21"/>
           <w:szCs w:val="21"/>
         </w:rPr>
-        <w:t xml:space="preserve">B.  Ugali is rich in carbohydrate for energy, but it has too little protein to build and repair the body</w:t>
-      </w:r>
-    </w:p>
-    <w:p>
-      <w:pPr>
-        <w:keepNext/>
-        <w:spacing w:after="20"/>
-        <w:ind w:left="360"/>
-      </w:pPr>
-      <w:r>
-        <w:rPr>
-          <w:rFonts w:ascii="Arial" w:cs="Arial" w:eastAsia="Arial" w:hAnsi="Arial"/>
-          <w:sz w:val="21"/>
-          <w:szCs w:val="21"/>
-        </w:rPr>
-        <w:t xml:space="preserve">C.  Ugali is a poor food because it has no carbohydrate</w:t>
-      </w:r>
-    </w:p>
-    <w:p>
-      <w:pPr>
-        <w:keepNext/>
-        <w:spacing w:after="20"/>
-        <w:ind w:left="360"/>
-      </w:pPr>
-      <w:r>
-        <w:rPr>
-          <w:rFonts w:ascii="Arial" w:cs="Arial" w:eastAsia="Arial" w:hAnsi="Arial"/>
-          <w:sz w:val="21"/>
-          <w:szCs w:val="21"/>
-        </w:rPr>
-        <w:t xml:space="preserve">D.  Ugali contains more protein than githeri</w:t>
+        <w:t xml:space="preserve">C.  Water is made of only hydrogen and oxygen and has no carbon bonded to hydrogen</w:t>
+      </w:r>
+    </w:p>
+    <w:p>
+      <w:pPr>
+        <w:keepNext/>
+        <w:spacing w:after="20"/>
+        <w:ind w:left="360"/>
+      </w:pPr>
+      <w:r>
+        <w:rPr>
+          <w:rFonts w:ascii="Arial" w:cs="Arial" w:eastAsia="Arial" w:hAnsi="Arial"/>
+          <w:sz w:val="21"/>
+          <w:szCs w:val="21"/>
+        </w:rPr>
+        <w:t xml:space="preserve">D.  Water is not found inside cells</w:t>
       </w:r>
     </w:p>
     <w:p>
@@ -1139,7 +1139,7 @@
           <w:sz w:val="21"/>
           <w:szCs w:val="21"/>
         </w:rPr>
-        <w:t xml:space="preserve">Correct answer: B. </w:t>
+        <w:t xml:space="preserve">Correct answer: C. </w:t>
       </w:r>
       <w:r>
         <w:rPr>
@@ -1148,7 +1148,7 @@
           <w:sz w:val="19"/>
           <w:szCs w:val="19"/>
         </w:rPr>
-        <w:t xml:space="preserve">Ugali is about 75% carbohydrate and gives energy, so it does have nutrients. The problem is that it supplies very little protein.</w:t>
+        <w:t xml:space="preserve">Organic compounds contain carbon bonded to hydrogen. Water (H and O only) has no carbon, so it is inorganic even though living things need it.</w:t>
       </w:r>
     </w:p>
     <w:p>
@@ -1163,7 +1163,7 @@
           <w:sz w:val="16"/>
           <w:szCs w:val="16"/>
         </w:rPr>
-        <w:t xml:space="preserve">USE AFTER: MODEL BUILDING PHASE — Model: first-draft molecular model of Ugali (Child A) and Githeri (Child B)</w:t>
+        <w:t xml:space="preserve">USE AFTER: EXPLAIN PHASE — Claim-Evidence-Reasoning statement</w:t>
       </w:r>
     </w:p>
     <w:p>
@@ -1179,37 +1179,52 @@
           <w:sz w:val="21"/>
           <w:szCs w:val="21"/>
         </w:rPr>
-        <w:t xml:space="preserve">Q6. You draw a model with one circle for ugali and one for githeri, showing the six chemicals of life in each. Which feature would show the biggest chemical difference that explains the health of the two children?</w:t>
-      </w:r>
-    </w:p>
-    <w:p>
-      <w:pPr>
-        <w:keepNext/>
-        <w:spacing w:after="20"/>
-        <w:ind w:left="360"/>
-      </w:pPr>
-      <w:r>
-        <w:rPr>
-          <w:rFonts w:ascii="Arial" w:cs="Arial" w:eastAsia="Arial" w:hAnsi="Arial"/>
-          <w:sz w:val="21"/>
-          <w:szCs w:val="21"/>
-        </w:rPr>
-        <w:t xml:space="preserve">A.  A larger water section in the ugali circle only</w:t>
-      </w:r>
-    </w:p>
-    <w:p>
-      <w:pPr>
-        <w:keepNext/>
-        <w:spacing w:after="20"/>
-        <w:ind w:left="360"/>
-      </w:pPr>
-      <w:r>
-        <w:rPr>
-          <w:rFonts w:ascii="Arial" w:cs="Arial" w:eastAsia="Arial" w:hAnsi="Arial"/>
-          <w:sz w:val="21"/>
-          <w:szCs w:val="21"/>
-        </w:rPr>
-        <w:t xml:space="preserve">B.  A much larger carbohydrate section in the githeri circle than in the ugali circle</w:t>
+        <w:t xml:space="preserve">Q6. Wanjiru's blood glucose rose after she ate a meal containing about 70 g carbohydrate in ugali, about 20 g protein in beans and about 10 g fat from cooking oil. Which claim and evidence is best supported by this data?</w:t>
+      </w:r>
+    </w:p>
+    <w:p>
+      <w:pPr>
+        <w:keepNext/>
+        <w:spacing w:after="20"/>
+        <w:ind w:left="360"/>
+      </w:pPr>
+      <w:r>
+        <w:rPr>
+          <w:rFonts w:ascii="Arial" w:cs="Arial" w:eastAsia="Arial" w:hAnsi="Arial"/>
+          <w:sz w:val="21"/>
+          <w:szCs w:val="21"/>
+        </w:rPr>
+        <w:t xml:space="preserve">A.  Water is most likely the cause, because it is found in all foods</w:t>
+      </w:r>
+    </w:p>
+    <w:p>
+      <w:pPr>
+        <w:keepNext/>
+        <w:spacing w:after="20"/>
+        <w:ind w:left="360"/>
+      </w:pPr>
+      <w:r>
+        <w:rPr>
+          <w:rFonts w:ascii="Arial" w:cs="Arial" w:eastAsia="Arial" w:hAnsi="Arial"/>
+          <w:sz w:val="21"/>
+          <w:szCs w:val="21"/>
+        </w:rPr>
+        <w:t xml:space="preserve">B.  Protein is most likely the cause, because beans contain 20 g of it</w:t>
+      </w:r>
+    </w:p>
+    <w:p>
+      <w:pPr>
+        <w:keepNext/>
+        <w:spacing w:after="20"/>
+        <w:ind w:left="360"/>
+      </w:pPr>
+      <w:r>
+        <w:rPr>
+          <w:rFonts w:ascii="Arial" w:cs="Arial" w:eastAsia="Arial" w:hAnsi="Arial"/>
+          <w:sz w:val="21"/>
+          <w:szCs w:val="21"/>
+        </w:rPr>
+        <w:t xml:space="preserve">C.  Fat is most likely the cause, because cooking oil is added to the meal</w:t>
       </w:r>
     </w:p>
     <w:p>
@@ -1227,22 +1242,7 @@
           <w:sz w:val="21"/>
           <w:szCs w:val="21"/>
         </w:rPr>
-        <w:t xml:space="preserve">C.  A larger protein section in the githeri circle than in the ugali circle</w:t>
-      </w:r>
-    </w:p>
-    <w:p>
-      <w:pPr>
-        <w:keepNext/>
-        <w:spacing w:after="20"/>
-        <w:ind w:left="360"/>
-      </w:pPr>
-      <w:r>
-        <w:rPr>
-          <w:rFonts w:ascii="Arial" w:cs="Arial" w:eastAsia="Arial" w:hAnsi="Arial"/>
-          <w:sz w:val="21"/>
-          <w:szCs w:val="21"/>
-        </w:rPr>
-        <w:t xml:space="preserve">D.  No difference at all between the two circles</w:t>
+        <w:t xml:space="preserve">D.  Carbohydrate is most likely the cause, because the meal contains about 70 g of it in ugali, more than any other nutrient</w:t>
       </w:r>
     </w:p>
     <w:p>
@@ -1258,7 +1258,7 @@
           <w:sz w:val="21"/>
           <w:szCs w:val="21"/>
         </w:rPr>
-        <w:t xml:space="preserve">Correct answer: C. </w:t>
+        <w:t xml:space="preserve">Correct answer: D. </w:t>
       </w:r>
       <w:r>
         <w:rPr>
@@ -1267,7 +1267,7 @@
           <w:sz w:val="19"/>
           <w:szCs w:val="19"/>
         </w:rPr>
-        <w:t xml:space="preserve">Githeri contains beans, so it has much more protein than ugali. This difference explains why one child developed kwashiorkor and the other stayed healthy.</w:t>
+        <w:t xml:space="preserve">The largest amount of any nutrient is carbohydrate (about 70 g in ugali), so it is the most likely link to the glucose rise. The other claims are not supported by the quantities given.</w:t>
       </w:r>
     </w:p>
     <w:p>
@@ -1282,7 +1282,7 @@
           <w:sz w:val="16"/>
           <w:szCs w:val="16"/>
         </w:rPr>
-        <w:t xml:space="preserve">USE AFTER: END OF LESSON — End of lesson: review of the graphic organiser (chemical, role, Kenyan food source)</w:t>
+        <w:t xml:space="preserve">USE AFTER: MODEL BUILDING PHASE — Class model flow diagram: filling in the first box, Food chemicals</w:t>
       </w:r>
     </w:p>
     <w:p>
@@ -1298,52 +1298,7 @@
           <w:sz w:val="21"/>
           <w:szCs w:val="21"/>
         </w:rPr>
-        <w:t xml:space="preserve">Q7. Which pairing of a Kenyan food with the chemical of life it is especially rich in is correct?</w:t>
-      </w:r>
-    </w:p>
-    <w:p>
-      <w:pPr>
-        <w:keepNext/>
-        <w:spacing w:after="20"/>
-        <w:ind w:left="360"/>
-      </w:pPr>
-      <w:r>
-        <w:rPr>
-          <w:rFonts w:ascii="Arial" w:cs="Arial" w:eastAsia="Arial" w:hAnsi="Arial"/>
-          <w:sz w:val="21"/>
-          <w:szCs w:val="21"/>
-        </w:rPr>
-        <w:t xml:space="preserve">A.  Sukuma wiki: lipids</w:t>
-      </w:r>
-    </w:p>
-    <w:p>
-      <w:pPr>
-        <w:keepNext/>
-        <w:spacing w:after="20"/>
-        <w:ind w:left="360"/>
-      </w:pPr>
-      <w:r>
-        <w:rPr>
-          <w:rFonts w:ascii="Arial" w:cs="Arial" w:eastAsia="Arial" w:hAnsi="Arial"/>
-          <w:sz w:val="21"/>
-          <w:szCs w:val="21"/>
-        </w:rPr>
-        <w:t xml:space="preserve">B.  Omena: carbohydrates</w:t>
-      </w:r>
-    </w:p>
-    <w:p>
-      <w:pPr>
-        <w:keepNext/>
-        <w:spacing w:after="20"/>
-        <w:ind w:left="360"/>
-      </w:pPr>
-      <w:r>
-        <w:rPr>
-          <w:rFonts w:ascii="Arial" w:cs="Arial" w:eastAsia="Arial" w:hAnsi="Arial"/>
-          <w:sz w:val="21"/>
-          <w:szCs w:val="21"/>
-        </w:rPr>
-        <w:t xml:space="preserve">C.  Ugali: proteins</w:t>
+        <w:t xml:space="preserve">Q7. In the class model, the first box 'Food chemicals' is filled in, but the box 'Glucose in blood' is left as a question mark. Why?</w:t>
       </w:r>
     </w:p>
     <w:p>
@@ -1361,7 +1316,52 @@
           <w:sz w:val="21"/>
           <w:szCs w:val="21"/>
         </w:rPr>
-        <w:t xml:space="preserve">D.  Avocado: lipids (fats and oils)</w:t>
+        <w:t xml:space="preserve">A.  We know the kinds of chemicals in the lunch, but we do not yet know which one becomes glucose or how</w:t>
+      </w:r>
+    </w:p>
+    <w:p>
+      <w:pPr>
+        <w:keepNext/>
+        <w:spacing w:after="20"/>
+        <w:ind w:left="360"/>
+      </w:pPr>
+      <w:r>
+        <w:rPr>
+          <w:rFonts w:ascii="Arial" w:cs="Arial" w:eastAsia="Arial" w:hAnsi="Arial"/>
+          <w:sz w:val="21"/>
+          <w:szCs w:val="21"/>
+        </w:rPr>
+        <w:t xml:space="preserve">B.  Carbohydrates have no link to the glucose rise</w:t>
+      </w:r>
+    </w:p>
+    <w:p>
+      <w:pPr>
+        <w:keepNext/>
+        <w:spacing w:after="20"/>
+        <w:ind w:left="360"/>
+      </w:pPr>
+      <w:r>
+        <w:rPr>
+          <w:rFonts w:ascii="Arial" w:cs="Arial" w:eastAsia="Arial" w:hAnsi="Arial"/>
+          <w:sz w:val="21"/>
+          <w:szCs w:val="21"/>
+        </w:rPr>
+        <w:t xml:space="preserve">C.  Glucose is never found in blood</w:t>
+      </w:r>
+    </w:p>
+    <w:p>
+      <w:pPr>
+        <w:keepNext/>
+        <w:spacing w:after="20"/>
+        <w:ind w:left="360"/>
+      </w:pPr>
+      <w:r>
+        <w:rPr>
+          <w:rFonts w:ascii="Arial" w:cs="Arial" w:eastAsia="Arial" w:hAnsi="Arial"/>
+          <w:sz w:val="21"/>
+          <w:szCs w:val="21"/>
+        </w:rPr>
+        <w:t xml:space="preserve">D.  The model is finished and no more boxes are needed</w:t>
       </w:r>
     </w:p>
     <w:p>
@@ -1377,7 +1377,7 @@
           <w:sz w:val="21"/>
           <w:szCs w:val="21"/>
         </w:rPr>
-        <w:t xml:space="preserve">Correct answer: D. </w:t>
+        <w:t xml:space="preserve">Correct answer: A. </w:t>
       </w:r>
       <w:r>
         <w:rPr>
@@ -1386,7 +1386,7 @@
           <w:sz w:val="19"/>
           <w:szCs w:val="19"/>
         </w:rPr>
-        <w:t xml:space="preserve">Avocado is rich in lipids. Ugali is mainly carbohydrate, omena is a good protein source, and sukuma wiki is a source of vitamins and minerals.</w:t>
+        <w:t xml:space="preserve">Models grow only with evidence. This lesson gives evidence about the groups of chemicals in food, not how they change into glucose, so that box stays open for later lessons.</w:t>
       </w:r>
     </w:p>
     <w:p>
@@ -1405,7 +1405,7 @@
         </w:rPr>
         <w:t xml:space="preserve">© 2026 SeaVuria and ARES. Aligned with KICD objectives. Developed by SeaVuria; technical implementation by ARES (with AI assistance from Claude). Licensed under </w:t>
       </w:r>
-      <w:hyperlink w:history="1" r:id="rId2je-razrfpfchfxb5l-wg">
+      <w:hyperlink w:history="1" r:id="rIdj4nms7eq6loct2vfcfjwh">
         <w:r>
           <w:rPr>
             <w:rFonts w:ascii="Arial" w:cs="Arial" w:eastAsia="Arial" w:hAnsi="Arial"/>
@@ -1426,7 +1426,7 @@
         </w:rPr>
         <w:t xml:space="preserve"> (</w:t>
       </w:r>
-      <w:hyperlink w:history="1" r:id="rIdo5utyobhmgpvub1fdcqqx">
+      <w:hyperlink w:history="1" r:id="rId6thc-ric9c25htawb1e4u">
         <w:r>
           <w:rPr>
             <w:rFonts w:ascii="Arial" w:cs="Arial" w:eastAsia="Arial" w:hAnsi="Arial"/>
